--- a/docs/evidence/briefings/sustainability-briefing-2026-10-11.docx
+++ b/docs/evidence/briefings/sustainability-briefing-2026-10-11.docx
@@ -775,7 +775,7 @@
       </w:pPr>
       <w:r>
         <w:rPr/>
-        <w:t>- **Korean luxury is strong, but polarised toward meaning over logos** — Korea's luxury retail sales ran above 20% average growth over the last six months (JP Morgan), average wealth per adult is up 44% since 2020 (UBS), and Q2 2026 consumer optimism rose to 31% from 28% (McKinsey). Department stores hold ~40% of luxury sales; foreign department-store sales are growing ~100% year-on-year. But Korean shoppers are "losing interest in logos" — less spending on what feels interchangeable, more on what feels meaningful. Euromonitor confirms personal accessories reached KRW26,897 billion in 2025 (+10%), with **sustainability cited as a key selling point to appeal to MZ consumers, and demand for material innovation named as a growth driver**. (https://www.vogue.com/article/why-trendsetting-south-korea-remains-a-gem-for-luxury) (https://www-euromonitor-com.ezproxy.hs-augsburg.de/personal-accessories-in-south-korea/report)</w:t>
+        <w:t>- **Korean luxury is strong, but polarised toward meaning over logos** — Korea's luxury retail sales ran above 20% average growth over the last six months (JP Morgan), average wealth per adult is up 44% since 2020 (UBS), and Q2 2026 consumer optimism rose to 31% from 28% (McKinsey). Department stores hold ~40% of luxury sales; foreign department-store sales are growing ~100% year-on-year. But Korean shoppers are "losing interest in logos" — less spending on what feels interchangeable, more on what feels meaningful. Euromonitor confirms personal accessories reached KRW26,897 billion in 2025 (+10%), with **sustainability cited as a key selling point to appeal to MZ consumers, and demand for material innovation named as a growth driver**. (https://www.vogue.com/article/why-trendsetting-south-korea-remains-a-gem-for-luxury) (https://www.euromonitor.com/personal-accessories-in-south-korea/report) [Euromonitor report page — cited via a library proxy; verify access before quoting]</w:t>
       </w:r>
     </w:p>
     <w:p>
